--- a/flow/20230914_vu_template/01-Октоїх/Глас_3/3-НД-.docx
+++ b/flow/20230914_vu_template/01-Октоїх/Глас_3/3-НД-.docx
@@ -834,20 +834,29 @@
           <w:color w:val="FF0000"/>
           <w:sz w:val="24"/>
         </w:rPr>
-        <w:t xml:space="preserve">Під час 103-го псалма Священник мовить перед св. дверми вечірні молитви. </w:t>
-      </w:r>
-    </w:p>
-    <w:p>
-      <w:pPr>
-        <w:spacing w:after="120"/>
-        <w:jc w:val="both"/>
-      </w:pPr>
-      <w:r>
-        <w:rPr>
-          <w:rFonts w:ascii="Times New Roman" w:hAnsi="Times New Roman"/>
+        <w:t>Під час 103-го псалма священник мовить перед св. дверми вечірні молитви</w:t>
+      </w:r>
+      <w:r>
+        <w:rPr>
+          <w:rFonts w:ascii="Times New Roman" w:hAnsi="Times New Roman"/>
+          <w:i/>
           <w:color w:val="FF0000"/>
           <w:sz w:val="24"/>
         </w:rPr>
+        <w:t>:</w:t>
+      </w:r>
+    </w:p>
+    <w:p>
+      <w:pPr>
+        <w:spacing w:after="120"/>
+        <w:jc w:val="both"/>
+      </w:pPr>
+      <w:r>
+        <w:rPr>
+          <w:rFonts w:ascii="Times New Roman" w:hAnsi="Times New Roman"/>
+          <w:color w:val="FF0000"/>
+          <w:sz w:val="24"/>
+        </w:rPr>
         <w:t>1.</w:t>
       </w:r>
       <w:r>
@@ -1587,441 +1596,433 @@
           <w:sz w:val="24"/>
           <w:u w:val="single"/>
         </w:rPr>
-        <w:t xml:space="preserve">[Господи щедрий і милосердний, довготерпеливий і многомилостивий! Вислухай молитви наші і зверни увагу на голос моління нашого і яви нам знак милости Твоєї, наведи нас на дорогу Твою, щоб ходили ми в Твоїй правді. Звесели серця наші, щоб ми боялись імення Твого святого, бо Ти великий і твориш чуда; Ти Бог єдиний і немає подібного Тобі між богами, </w:t>
-      </w:r>
+        <w:t>[Господи щедрий і милосердний, довготерпеливий і многомилостивий! Вислухай молитви наші і зверни увагу на голос моління нашого і яви нам знак милости Твоєї, наведи нас на дорогу Твою, щоб ходили ми в Твоїй правді. Звесели серця наші, щоб ми боялись імення Твого святого, бо Ти великий і твориш чуда; Ти Бог єдиний і немає подібного Тобі між богами, Господи. Ти сильний у милості і добрий у силі, аби допомагати й утішати, і спасати всіх, хто на ім'я Твоє святе уповає.]</w:t>
+      </w:r>
+    </w:p>
+    <w:p>
+      <w:pPr>
+        <w:spacing w:after="120"/>
+      </w:pPr>
+      <w:r>
+        <w:rPr>
+          <w:rFonts w:ascii="Times New Roman" w:hAnsi="Times New Roman"/>
+          <w:i/>
+          <w:color w:val="FF4400"/>
+          <w:sz w:val="24"/>
+        </w:rPr>
+        <w:t>Священник:</w:t>
+      </w:r>
+      <w:r>
+        <w:rPr>
+          <w:rFonts w:ascii="Times New Roman" w:hAnsi="Times New Roman"/>
+          <w:sz w:val="24"/>
+        </w:rPr>
+        <w:t xml:space="preserve"> Бо Тобі належить усяка слава, честь і поклоніння, Отцю, і Сину, і Святому Духові, нині, і повсякчас, і на віки віків.</w:t>
+      </w:r>
+    </w:p>
+    <w:p>
+      <w:pPr>
+        <w:spacing w:after="120"/>
+        <w:jc w:val="both"/>
+      </w:pPr>
+      <w:r>
+        <w:rPr>
+          <w:rFonts w:ascii="Times New Roman" w:hAnsi="Times New Roman"/>
+          <w:i/>
+          <w:color w:val="FF0000"/>
+          <w:sz w:val="24"/>
+        </w:rPr>
+        <w:t>Вірні:</w:t>
+      </w:r>
+      <w:r>
+        <w:rPr>
+          <w:rFonts w:ascii="Times New Roman" w:hAnsi="Times New Roman"/>
+          <w:color w:val="FF0000"/>
+          <w:sz w:val="24"/>
+        </w:rPr>
+        <w:t xml:space="preserve"> </w:t>
+      </w:r>
+      <w:r>
+        <w:rPr>
+          <w:rFonts w:ascii="Times New Roman" w:hAnsi="Times New Roman"/>
+          <w:sz w:val="24"/>
+        </w:rPr>
+        <w:t>Амінь.</w:t>
+      </w:r>
+    </w:p>
+    <w:p>
+      <w:pPr>
+        <w:spacing w:after="120"/>
+        <w:jc w:val="both"/>
+      </w:pPr>
+    </w:p>
+    <w:p>
+      <w:pPr>
+        <w:pStyle w:val="Heading3"/>
+        <w:spacing w:after="120"/>
+        <w:jc w:val="center"/>
+      </w:pPr>
+      <w:r>
+        <w:rPr>
+          <w:rFonts w:ascii="Times New Roman" w:hAnsi="Times New Roman"/>
+          <w:b/>
+          <w:i/>
+          <w:color w:val="FF0000"/>
+        </w:rPr>
+        <w:t>Блажен муж</w:t>
+      </w:r>
+    </w:p>
+    <w:p>
+      <w:pPr>
+        <w:spacing w:after="120"/>
+      </w:pPr>
+      <w:r>
+        <w:rPr>
+          <w:rFonts w:ascii="Times New Roman" w:hAnsi="Times New Roman"/>
+          <w:sz w:val="24"/>
+        </w:rPr>
+        <w:t xml:space="preserve">Блаже́н муж, – Алилу́я, – що за ра́дою безбо́жних не хо́дить. </w:t>
+      </w:r>
+      <w:r>
+        <w:rPr>
+          <w:rFonts w:ascii="Times New Roman" w:hAnsi="Times New Roman"/>
+          <w:i/>
+          <w:color w:val="FF0000"/>
+          <w:sz w:val="24"/>
+        </w:rPr>
+        <w:t>(Пс. 1,1)</w:t>
+      </w:r>
+      <w:r>
+        <w:rPr>
+          <w:rFonts w:ascii="Times New Roman" w:hAnsi="Times New Roman"/>
+          <w:sz w:val="24"/>
+        </w:rPr>
+        <w:t xml:space="preserve"> Алилу́я, алилу́я, алилу́я.</w:t>
+      </w:r>
+    </w:p>
+    <w:p>
+      <w:pPr>
+        <w:spacing w:after="120"/>
+      </w:pPr>
+      <w:r>
+        <w:rPr>
+          <w:rFonts w:ascii="Times New Roman" w:hAnsi="Times New Roman"/>
+          <w:sz w:val="24"/>
+        </w:rPr>
+        <w:t xml:space="preserve">Бо Госпо́дь дба́є про путь пра́ведних, а путь безбо́жних заги́не. </w:t>
+      </w:r>
+      <w:r>
+        <w:rPr>
+          <w:rFonts w:ascii="Times New Roman" w:hAnsi="Times New Roman"/>
+          <w:i/>
+          <w:color w:val="FF0000"/>
+          <w:sz w:val="24"/>
+        </w:rPr>
+        <w:t>(Пс. 1,6)</w:t>
+      </w:r>
+      <w:r>
+        <w:rPr>
+          <w:rFonts w:ascii="Times New Roman" w:hAnsi="Times New Roman"/>
+          <w:sz w:val="24"/>
+        </w:rPr>
+        <w:t xml:space="preserve"> Алилу́я, алилу́я, алилу́я.</w:t>
+      </w:r>
+    </w:p>
+    <w:p>
+      <w:pPr>
+        <w:spacing w:after="120"/>
+      </w:pPr>
+      <w:r>
+        <w:rPr>
+          <w:rFonts w:ascii="Times New Roman" w:hAnsi="Times New Roman"/>
+          <w:sz w:val="24"/>
+        </w:rPr>
+        <w:t xml:space="preserve">Служі́те Го́сподеві в стра́сі і ра́дуйтеся у тремті́нні. </w:t>
+      </w:r>
+      <w:r>
+        <w:rPr>
+          <w:rFonts w:ascii="Times New Roman" w:hAnsi="Times New Roman"/>
+          <w:i/>
+          <w:color w:val="FF0000"/>
+          <w:sz w:val="24"/>
+        </w:rPr>
+        <w:t>(Пс. 2,11)</w:t>
+      </w:r>
+      <w:r>
+        <w:rPr>
+          <w:rFonts w:ascii="Times New Roman" w:hAnsi="Times New Roman"/>
+          <w:sz w:val="24"/>
+        </w:rPr>
+        <w:t xml:space="preserve"> Алилу́я, алилу́я, алилу́я.</w:t>
+      </w:r>
+    </w:p>
+    <w:p>
+      <w:pPr>
+        <w:spacing w:after="120"/>
+      </w:pPr>
+      <w:r>
+        <w:rPr>
+          <w:rFonts w:ascii="Times New Roman" w:hAnsi="Times New Roman"/>
+          <w:sz w:val="24"/>
+        </w:rPr>
+        <w:t xml:space="preserve">Блаже́нні всі, що на Ньо́го наді́ються. </w:t>
+      </w:r>
+      <w:r>
+        <w:rPr>
+          <w:rFonts w:ascii="Times New Roman" w:hAnsi="Times New Roman"/>
+          <w:i/>
+          <w:color w:val="FF0000"/>
+          <w:sz w:val="24"/>
+        </w:rPr>
+        <w:t>(Пс. 2,12)</w:t>
+      </w:r>
+      <w:r>
+        <w:rPr>
+          <w:rFonts w:ascii="Times New Roman" w:hAnsi="Times New Roman"/>
+          <w:sz w:val="24"/>
+        </w:rPr>
+        <w:t xml:space="preserve"> Алилу́я, алилу́я, алилу́я.</w:t>
+      </w:r>
+    </w:p>
+    <w:p>
+      <w:pPr>
+        <w:spacing w:after="120"/>
+      </w:pPr>
+      <w:r>
+        <w:rPr>
+          <w:rFonts w:ascii="Times New Roman" w:hAnsi="Times New Roman"/>
+          <w:sz w:val="24"/>
+        </w:rPr>
+        <w:t xml:space="preserve">Воскре́сни, Го́споди, спаси́ мене́, мій Бо́же. </w:t>
+      </w:r>
+      <w:r>
+        <w:rPr>
+          <w:rFonts w:ascii="Times New Roman" w:hAnsi="Times New Roman"/>
+          <w:i/>
+          <w:color w:val="FF0000"/>
+          <w:sz w:val="24"/>
+        </w:rPr>
+        <w:t>(Пс. 3,8)</w:t>
+      </w:r>
+      <w:r>
+        <w:rPr>
+          <w:rFonts w:ascii="Times New Roman" w:hAnsi="Times New Roman"/>
+          <w:sz w:val="24"/>
+        </w:rPr>
+        <w:t xml:space="preserve"> Алилу́я, алилу́я, алилу́я.</w:t>
+      </w:r>
+    </w:p>
+    <w:p>
+      <w:pPr>
+        <w:spacing w:after="120"/>
+      </w:pPr>
+      <w:r>
+        <w:rPr>
+          <w:rFonts w:ascii="Times New Roman" w:hAnsi="Times New Roman"/>
+          <w:sz w:val="24"/>
+        </w:rPr>
+        <w:t xml:space="preserve">У Го́спода спасі́ння; і на Твій наро́д – благослове́ння Твоє́. </w:t>
+      </w:r>
+      <w:r>
+        <w:rPr>
+          <w:rFonts w:ascii="Times New Roman" w:hAnsi="Times New Roman"/>
+          <w:i/>
+          <w:color w:val="FF0000"/>
+          <w:sz w:val="24"/>
+        </w:rPr>
+        <w:t>(Пс. 3,9)</w:t>
+      </w:r>
+      <w:r>
+        <w:rPr>
+          <w:rFonts w:ascii="Times New Roman" w:hAnsi="Times New Roman"/>
+          <w:sz w:val="24"/>
+        </w:rPr>
+        <w:t xml:space="preserve"> Алилу́я, алилу́я, алилу́я.</w:t>
+      </w:r>
+    </w:p>
+    <w:p>
+      <w:pPr>
+        <w:spacing w:after="120"/>
+      </w:pPr>
+      <w:r>
+        <w:rPr>
+          <w:rFonts w:ascii="Times New Roman" w:hAnsi="Times New Roman"/>
+          <w:sz w:val="24"/>
+        </w:rPr>
+        <w:t>Сла́ва Отцю́, і Си́ну, і Свято́му Ду́хові. Алилу́я, алилу́я, алилу́я.</w:t>
+      </w:r>
+    </w:p>
+    <w:p>
+      <w:pPr>
+        <w:spacing w:after="120"/>
+      </w:pPr>
+      <w:r>
+        <w:rPr>
+          <w:rFonts w:ascii="Times New Roman" w:hAnsi="Times New Roman"/>
+          <w:sz w:val="24"/>
+        </w:rPr>
+        <w:t>І ни́ні, і повсякча́с, і на ві́ки вікі́в. Амі́нь. Алилу́я, алилу́я, алилу́я.</w:t>
+      </w:r>
+    </w:p>
+    <w:p>
+      <w:pPr>
+        <w:spacing w:after="120"/>
+      </w:pPr>
+      <w:r>
+        <w:rPr>
+          <w:rFonts w:ascii="Times New Roman" w:hAnsi="Times New Roman"/>
+          <w:sz w:val="24"/>
+        </w:rPr>
+        <w:t xml:space="preserve">Алилу́я, алилу́я, алилу́я, сла́ва Тобі́, Бо́же. </w:t>
+      </w:r>
+      <w:r>
+        <w:rPr>
+          <w:rFonts w:ascii="Times New Roman" w:hAnsi="Times New Roman"/>
+          <w:i/>
+          <w:color w:val="FF0000"/>
+          <w:sz w:val="24"/>
+        </w:rPr>
+        <w:t>(3 р.)</w:t>
+      </w:r>
+    </w:p>
+    <w:p>
+      <w:pPr>
+        <w:spacing w:after="120"/>
+        <w:jc w:val="both"/>
+      </w:pPr>
+    </w:p>
+    <w:p>
+      <w:pPr>
+        <w:pStyle w:val="Heading3"/>
+        <w:spacing w:after="120"/>
+        <w:jc w:val="center"/>
+      </w:pPr>
+      <w:r>
+        <w:rPr>
+          <w:rFonts w:ascii="Times New Roman" w:hAnsi="Times New Roman"/>
+          <w:b/>
+          <w:i/>
+          <w:color w:val="FF0000"/>
+        </w:rPr>
+        <w:t>Мала єктенія</w:t>
+      </w:r>
+    </w:p>
+    <w:p>
+      <w:pPr>
+        <w:spacing w:after="120"/>
+      </w:pPr>
+      <w:r>
+        <w:rPr>
+          <w:rFonts w:ascii="Times New Roman" w:hAnsi="Times New Roman"/>
+          <w:color w:val="000000"/>
+          <w:sz w:val="24"/>
+        </w:rPr>
+        <w:t>Ще і ще в мирі Господеві помолімся.</w:t>
+      </w:r>
+    </w:p>
+    <w:p>
+      <w:pPr>
+        <w:spacing w:after="120"/>
+      </w:pPr>
+      <w:r>
+        <w:rPr>
+          <w:rFonts w:ascii="Times New Roman" w:hAnsi="Times New Roman"/>
+          <w:i/>
+          <w:color w:val="FF4400"/>
+          <w:sz w:val="24"/>
+        </w:rPr>
+        <w:t>Вірні:</w:t>
+      </w:r>
+      <w:r>
+        <w:rPr>
+          <w:rFonts w:ascii="Times New Roman" w:hAnsi="Times New Roman"/>
+          <w:color w:val="000000"/>
+          <w:sz w:val="24"/>
+        </w:rPr>
+        <w:t xml:space="preserve"> Го́споди, поми́луй.</w:t>
+      </w:r>
+    </w:p>
+    <w:p>
+      <w:pPr>
+        <w:spacing w:after="120"/>
+      </w:pPr>
+      <w:r>
+        <w:rPr>
+          <w:rFonts w:ascii="Times New Roman" w:hAnsi="Times New Roman"/>
+          <w:sz w:val="24"/>
+        </w:rPr>
+        <w:t>Заступи, спаси, помилуй і охорони нас, Боже, Твоєю благодаттю</w:t>
+      </w:r>
+    </w:p>
+    <w:p>
+      <w:pPr>
+        <w:spacing w:after="120"/>
+      </w:pPr>
+      <w:r>
+        <w:rPr>
+          <w:rFonts w:ascii="Times New Roman" w:hAnsi="Times New Roman"/>
+          <w:i/>
+          <w:color w:val="FF4400"/>
+          <w:sz w:val="24"/>
+        </w:rPr>
+        <w:t>Вірні:</w:t>
+      </w:r>
+      <w:r>
+        <w:rPr>
+          <w:rFonts w:ascii="Times New Roman" w:hAnsi="Times New Roman"/>
+          <w:color w:val="000000"/>
+          <w:sz w:val="24"/>
+        </w:rPr>
+        <w:t xml:space="preserve"> Го́споди, поми́луй.</w:t>
+      </w:r>
+    </w:p>
+    <w:p>
+      <w:pPr>
+        <w:spacing w:after="120"/>
+      </w:pPr>
+      <w:r>
+        <w:rPr>
+          <w:rFonts w:ascii="Times New Roman" w:hAnsi="Times New Roman"/>
+          <w:color w:val="000000"/>
+          <w:sz w:val="24"/>
+        </w:rPr>
+        <w:t>Пресвяту, пречисту, преблагословенну, славну Владичицю нашу Богородицю і приснодіву Марію, з усіма святими пом’янувши, самих себе, і один одного, і все життя наше Христу Богові віддаймо.</w:t>
+      </w:r>
+    </w:p>
+    <w:p>
+      <w:pPr>
+        <w:spacing w:after="120"/>
+      </w:pPr>
+      <w:r>
+        <w:rPr>
+          <w:rFonts w:ascii="Times New Roman" w:hAnsi="Times New Roman"/>
+          <w:i/>
+          <w:color w:val="FF4400"/>
+          <w:sz w:val="24"/>
+        </w:rPr>
+        <w:t>Вірні:</w:t>
+      </w:r>
+      <w:r>
+        <w:rPr>
+          <w:rFonts w:ascii="Times New Roman" w:hAnsi="Times New Roman"/>
+          <w:color w:val="000000"/>
+          <w:sz w:val="24"/>
+        </w:rPr>
+        <w:t xml:space="preserve"> Тобі́, Го́споди.</w:t>
+      </w:r>
+    </w:p>
+    <w:p>
+      <w:pPr>
+        <w:spacing w:after="120"/>
+        <w:jc w:val="both"/>
+      </w:pPr>
       <w:r>
         <w:rPr>
           <w:rFonts w:ascii="Times New Roman" w:hAnsi="Times New Roman"/>
           <w:sz w:val="24"/>
           <w:u w:val="single"/>
         </w:rPr>
-        <w:t>Господи. Ти сильний у милості і добрий у силі, аби допомагати й утішати, і спасати всіх, хто на ім'я Твоє святе уповає.]</w:t>
-      </w:r>
-    </w:p>
-    <w:p>
-      <w:pPr>
-        <w:spacing w:after="120"/>
-      </w:pPr>
-      <w:r>
-        <w:rPr>
-          <w:rFonts w:ascii="Times New Roman" w:hAnsi="Times New Roman"/>
-          <w:i/>
-          <w:color w:val="FF4400"/>
-          <w:sz w:val="24"/>
-        </w:rPr>
-        <w:t>Священник:</w:t>
-      </w:r>
-      <w:r>
-        <w:rPr>
-          <w:rFonts w:ascii="Times New Roman" w:hAnsi="Times New Roman"/>
-          <w:sz w:val="24"/>
-        </w:rPr>
-        <w:t xml:space="preserve"> Бо Тобі належить усяка слава, честь і поклоніння, Отцю, і Сину, і Святому Духові, нині, і повсякчас, і на віки віків.</w:t>
-      </w:r>
-    </w:p>
-    <w:p>
-      <w:pPr>
-        <w:spacing w:after="120"/>
-        <w:jc w:val="both"/>
-      </w:pPr>
-      <w:r>
-        <w:rPr>
-          <w:rFonts w:ascii="Times New Roman" w:hAnsi="Times New Roman"/>
-          <w:i/>
-          <w:color w:val="FF0000"/>
-          <w:sz w:val="24"/>
-        </w:rPr>
-        <w:t>Вірні:</w:t>
-      </w:r>
-      <w:r>
-        <w:rPr>
-          <w:rFonts w:ascii="Times New Roman" w:hAnsi="Times New Roman"/>
-          <w:color w:val="FF0000"/>
-          <w:sz w:val="24"/>
-        </w:rPr>
-        <w:t xml:space="preserve"> </w:t>
-      </w:r>
-      <w:r>
-        <w:rPr>
-          <w:rFonts w:ascii="Times New Roman" w:hAnsi="Times New Roman"/>
-          <w:sz w:val="24"/>
-        </w:rPr>
-        <w:t>Амінь.</w:t>
-      </w:r>
-    </w:p>
-    <w:p>
-      <w:pPr>
-        <w:spacing w:after="120"/>
-        <w:jc w:val="both"/>
-      </w:pPr>
-    </w:p>
-    <w:p>
-      <w:pPr>
-        <w:pStyle w:val="Heading3"/>
-        <w:spacing w:after="120"/>
-        <w:jc w:val="center"/>
-      </w:pPr>
-      <w:r>
-        <w:rPr>
-          <w:rFonts w:ascii="Times New Roman" w:hAnsi="Times New Roman"/>
-          <w:b/>
-          <w:i/>
-          <w:color w:val="FF0000"/>
-        </w:rPr>
-        <w:t>Блажен муж</w:t>
-      </w:r>
-    </w:p>
-    <w:p>
-      <w:pPr>
-        <w:spacing w:after="120"/>
-      </w:pPr>
-      <w:r>
-        <w:rPr>
-          <w:rFonts w:ascii="Times New Roman" w:hAnsi="Times New Roman"/>
-          <w:sz w:val="24"/>
-        </w:rPr>
-        <w:t xml:space="preserve">Блаже́н муж, – Алилу́я, – що за ра́дою безбо́жних не хо́дить. </w:t>
-      </w:r>
-      <w:r>
-        <w:rPr>
-          <w:rFonts w:ascii="Times New Roman" w:hAnsi="Times New Roman"/>
-          <w:i/>
-          <w:color w:val="FF0000"/>
-          <w:sz w:val="24"/>
-        </w:rPr>
-        <w:t>(Пс. 1,1)</w:t>
-      </w:r>
-      <w:r>
-        <w:rPr>
-          <w:rFonts w:ascii="Times New Roman" w:hAnsi="Times New Roman"/>
-          <w:sz w:val="24"/>
-        </w:rPr>
-        <w:t xml:space="preserve"> Алилу́я, алилу́я, алилу́я.</w:t>
-      </w:r>
-    </w:p>
-    <w:p>
-      <w:pPr>
-        <w:spacing w:after="120"/>
-      </w:pPr>
-      <w:r>
-        <w:rPr>
-          <w:rFonts w:ascii="Times New Roman" w:hAnsi="Times New Roman"/>
-          <w:sz w:val="24"/>
-        </w:rPr>
-        <w:t xml:space="preserve">Бо Госпо́дь дба́є про путь пра́ведних, а путь безбо́жних заги́не. </w:t>
-      </w:r>
-      <w:r>
-        <w:rPr>
-          <w:rFonts w:ascii="Times New Roman" w:hAnsi="Times New Roman"/>
-          <w:i/>
-          <w:color w:val="FF0000"/>
-          <w:sz w:val="24"/>
-        </w:rPr>
-        <w:t>(Пс. 1,6)</w:t>
-      </w:r>
-      <w:r>
-        <w:rPr>
-          <w:rFonts w:ascii="Times New Roman" w:hAnsi="Times New Roman"/>
-          <w:sz w:val="24"/>
-        </w:rPr>
-        <w:t xml:space="preserve"> Алилу́я, алилу́я, алилу́я.</w:t>
-      </w:r>
-    </w:p>
-    <w:p>
-      <w:pPr>
-        <w:spacing w:after="120"/>
-      </w:pPr>
-      <w:r>
-        <w:rPr>
-          <w:rFonts w:ascii="Times New Roman" w:hAnsi="Times New Roman"/>
-          <w:sz w:val="24"/>
-        </w:rPr>
-        <w:t xml:space="preserve">Служі́те Го́сподеві в стра́сі і ра́дуйтеся у тремті́нні. </w:t>
-      </w:r>
-      <w:r>
-        <w:rPr>
-          <w:rFonts w:ascii="Times New Roman" w:hAnsi="Times New Roman"/>
-          <w:i/>
-          <w:color w:val="FF0000"/>
-          <w:sz w:val="24"/>
-        </w:rPr>
-        <w:t>(Пс. 2,11)</w:t>
-      </w:r>
-      <w:r>
-        <w:rPr>
-          <w:rFonts w:ascii="Times New Roman" w:hAnsi="Times New Roman"/>
-          <w:sz w:val="24"/>
-        </w:rPr>
-        <w:t xml:space="preserve"> Алилу́я, алилу́я, алилу́я.</w:t>
-      </w:r>
-    </w:p>
-    <w:p>
-      <w:pPr>
-        <w:spacing w:after="120"/>
-      </w:pPr>
-      <w:r>
-        <w:rPr>
-          <w:rFonts w:ascii="Times New Roman" w:hAnsi="Times New Roman"/>
-          <w:sz w:val="24"/>
-        </w:rPr>
-        <w:t xml:space="preserve">Блаже́нні всі, що на Ньо́го наді́ються. </w:t>
-      </w:r>
-      <w:r>
-        <w:rPr>
-          <w:rFonts w:ascii="Times New Roman" w:hAnsi="Times New Roman"/>
-          <w:i/>
-          <w:color w:val="FF0000"/>
-          <w:sz w:val="24"/>
-        </w:rPr>
-        <w:t>(Пс. 2,12)</w:t>
-      </w:r>
-      <w:r>
-        <w:rPr>
-          <w:rFonts w:ascii="Times New Roman" w:hAnsi="Times New Roman"/>
-          <w:sz w:val="24"/>
-        </w:rPr>
-        <w:t xml:space="preserve"> Алилу́я, алилу́я, алилу́я.</w:t>
-      </w:r>
-    </w:p>
-    <w:p>
-      <w:pPr>
-        <w:spacing w:after="120"/>
-      </w:pPr>
-      <w:r>
-        <w:rPr>
-          <w:rFonts w:ascii="Times New Roman" w:hAnsi="Times New Roman"/>
-          <w:sz w:val="24"/>
-        </w:rPr>
-        <w:t xml:space="preserve">Воскре́сни, Го́споди, спаси́ мене́, мій Бо́же. </w:t>
-      </w:r>
-      <w:r>
-        <w:rPr>
-          <w:rFonts w:ascii="Times New Roman" w:hAnsi="Times New Roman"/>
-          <w:i/>
-          <w:color w:val="FF0000"/>
-          <w:sz w:val="24"/>
-        </w:rPr>
-        <w:t>(Пс. 3,8)</w:t>
-      </w:r>
-      <w:r>
-        <w:rPr>
-          <w:rFonts w:ascii="Times New Roman" w:hAnsi="Times New Roman"/>
-          <w:sz w:val="24"/>
-        </w:rPr>
-        <w:t xml:space="preserve"> Алилу́я, алилу́я, алилу́я.</w:t>
-      </w:r>
-    </w:p>
-    <w:p>
-      <w:pPr>
-        <w:spacing w:after="120"/>
-      </w:pPr>
-      <w:r>
-        <w:rPr>
-          <w:rFonts w:ascii="Times New Roman" w:hAnsi="Times New Roman"/>
-          <w:sz w:val="24"/>
-        </w:rPr>
-        <w:t xml:space="preserve">У Го́спода спасі́ння; і на Твій наро́д – благослове́ння Твоє́. </w:t>
-      </w:r>
-      <w:r>
-        <w:rPr>
-          <w:rFonts w:ascii="Times New Roman" w:hAnsi="Times New Roman"/>
-          <w:i/>
-          <w:color w:val="FF0000"/>
-          <w:sz w:val="24"/>
-        </w:rPr>
-        <w:t>(Пс. 3,9)</w:t>
-      </w:r>
-      <w:r>
-        <w:rPr>
-          <w:rFonts w:ascii="Times New Roman" w:hAnsi="Times New Roman"/>
-          <w:sz w:val="24"/>
-        </w:rPr>
-        <w:t xml:space="preserve"> Алилу́я, алилу́я, алилу́я.</w:t>
-      </w:r>
-    </w:p>
-    <w:p>
-      <w:pPr>
-        <w:spacing w:after="120"/>
-      </w:pPr>
-      <w:r>
-        <w:rPr>
-          <w:rFonts w:ascii="Times New Roman" w:hAnsi="Times New Roman"/>
-          <w:sz w:val="24"/>
-        </w:rPr>
-        <w:t>Сла́ва Отцю́, і Си́ну, і Свято́му Ду́хові. Алилу́я, алилу́я, алилу́я.</w:t>
-      </w:r>
-    </w:p>
-    <w:p>
-      <w:pPr>
-        <w:spacing w:after="120"/>
-      </w:pPr>
-      <w:r>
-        <w:rPr>
-          <w:rFonts w:ascii="Times New Roman" w:hAnsi="Times New Roman"/>
-          <w:sz w:val="24"/>
-        </w:rPr>
-        <w:t>І ни́ні, і повсякча́с, і на ві́ки вікі́в. Амі́нь. Алилу́я, алилу́я, алилу́я.</w:t>
-      </w:r>
-    </w:p>
-    <w:p>
-      <w:pPr>
-        <w:spacing w:after="120"/>
-      </w:pPr>
-      <w:r>
-        <w:rPr>
-          <w:rFonts w:ascii="Times New Roman" w:hAnsi="Times New Roman"/>
-          <w:sz w:val="24"/>
-        </w:rPr>
-        <w:t xml:space="preserve">Алилу́я, алилу́я, алилу́я, сла́ва Тобі́, Бо́же. </w:t>
-      </w:r>
-      <w:r>
-        <w:rPr>
-          <w:rFonts w:ascii="Times New Roman" w:hAnsi="Times New Roman"/>
-          <w:i/>
-          <w:color w:val="FF0000"/>
-          <w:sz w:val="24"/>
-        </w:rPr>
-        <w:t>(3 р.)</w:t>
-      </w:r>
-    </w:p>
-    <w:p>
-      <w:pPr>
-        <w:spacing w:after="120"/>
-        <w:jc w:val="both"/>
-      </w:pPr>
-    </w:p>
-    <w:p>
-      <w:pPr>
-        <w:pStyle w:val="Heading3"/>
-        <w:spacing w:after="120"/>
-        <w:jc w:val="center"/>
-      </w:pPr>
-      <w:r>
-        <w:rPr>
-          <w:rFonts w:ascii="Times New Roman" w:hAnsi="Times New Roman"/>
-          <w:b/>
-          <w:i/>
-          <w:color w:val="FF0000"/>
-        </w:rPr>
-        <w:t>Мала єктенія</w:t>
-      </w:r>
-    </w:p>
-    <w:p>
-      <w:pPr>
-        <w:spacing w:after="120"/>
-      </w:pPr>
-      <w:r>
-        <w:rPr>
-          <w:rFonts w:ascii="Times New Roman" w:hAnsi="Times New Roman"/>
-          <w:color w:val="000000"/>
-          <w:sz w:val="24"/>
-        </w:rPr>
-        <w:t>Ще і ще в мирі Господеві помолімся.</w:t>
-      </w:r>
-    </w:p>
-    <w:p>
-      <w:pPr>
-        <w:spacing w:after="120"/>
-      </w:pPr>
-      <w:r>
-        <w:rPr>
-          <w:rFonts w:ascii="Times New Roman" w:hAnsi="Times New Roman"/>
-          <w:i/>
-          <w:color w:val="FF4400"/>
-          <w:sz w:val="24"/>
-        </w:rPr>
-        <w:t>Вірні:</w:t>
-      </w:r>
-      <w:r>
-        <w:rPr>
-          <w:rFonts w:ascii="Times New Roman" w:hAnsi="Times New Roman"/>
-          <w:color w:val="000000"/>
-          <w:sz w:val="24"/>
-        </w:rPr>
-        <w:t xml:space="preserve"> Го́споди, поми́луй.</w:t>
-      </w:r>
-    </w:p>
-    <w:p>
-      <w:pPr>
-        <w:spacing w:after="120"/>
-      </w:pPr>
-      <w:r>
-        <w:rPr>
-          <w:rFonts w:ascii="Times New Roman" w:hAnsi="Times New Roman"/>
-          <w:sz w:val="24"/>
-        </w:rPr>
-        <w:t>Заступи, спаси, помилуй і охорони нас, Боже, Твоєю благодаттю</w:t>
-      </w:r>
-    </w:p>
-    <w:p>
-      <w:pPr>
-        <w:spacing w:after="120"/>
-      </w:pPr>
-      <w:r>
-        <w:rPr>
-          <w:rFonts w:ascii="Times New Roman" w:hAnsi="Times New Roman"/>
-          <w:i/>
-          <w:color w:val="FF4400"/>
-          <w:sz w:val="24"/>
-        </w:rPr>
-        <w:t>Вірні:</w:t>
-      </w:r>
-      <w:r>
-        <w:rPr>
-          <w:rFonts w:ascii="Times New Roman" w:hAnsi="Times New Roman"/>
-          <w:color w:val="000000"/>
-          <w:sz w:val="24"/>
-        </w:rPr>
-        <w:t xml:space="preserve"> Го́споди, поми́луй.</w:t>
-      </w:r>
-    </w:p>
-    <w:p>
-      <w:pPr>
-        <w:spacing w:after="120"/>
-      </w:pPr>
-      <w:r>
-        <w:rPr>
-          <w:rFonts w:ascii="Times New Roman" w:hAnsi="Times New Roman"/>
-          <w:color w:val="000000"/>
-          <w:sz w:val="24"/>
-        </w:rPr>
-        <w:t>Пресвяту, пречисту, преблагословенну, славну Владичицю нашу Богородицю і приснодіву Марію, з усіма святими пом’янувши, самих себе, і один одного, і все життя наше Христу Богові віддаймо.</w:t>
-      </w:r>
-    </w:p>
-    <w:p>
-      <w:pPr>
-        <w:spacing w:after="120"/>
-      </w:pPr>
-      <w:r>
-        <w:rPr>
-          <w:rFonts w:ascii="Times New Roman" w:hAnsi="Times New Roman"/>
-          <w:i/>
-          <w:color w:val="FF4400"/>
-          <w:sz w:val="24"/>
-        </w:rPr>
-        <w:t>Вірні:</w:t>
-      </w:r>
-      <w:r>
-        <w:rPr>
-          <w:rFonts w:ascii="Times New Roman" w:hAnsi="Times New Roman"/>
-          <w:color w:val="000000"/>
-          <w:sz w:val="24"/>
-        </w:rPr>
-        <w:t xml:space="preserve"> Тобі́, Го́споди.</w:t>
-      </w:r>
-    </w:p>
-    <w:p>
-      <w:pPr>
-        <w:spacing w:after="120"/>
-        <w:jc w:val="both"/>
-      </w:pPr>
-      <w:r>
-        <w:rPr>
-          <w:rFonts w:ascii="Times New Roman" w:hAnsi="Times New Roman"/>
-          <w:sz w:val="24"/>
-          <w:u w:val="single"/>
-        </w:rPr>
-        <w:t>[Господи, в обуренні Твоїм не картай нас, ані в гніві Твоїм нас не карай, але поводься з нами за милістю Твоєю, Лікарю і Зцілителю душ наших. Приведи нас до бажаної пристані Твоєї, просвіти очі сердець наших на пізнання Твоєї правди і дай нам останок теперішнього дня мирний і безгрішний, і ввесь час життя нашого, заради молитов святої Богородиці і всіх святих.]</w:t>
+        <w:t>[Господи, в обуренні твоїм не картай нас, ані в гніві твоїм нас не карай, але поводься з нами за милістю твоєю, Лікарю і Зцілителю душ наших. Приведи нас до бажаної пристані твоєї, просвіти очі сердець наших на пізнання твоєї правди і дай нам останок теперішнього дня мирний і безгрішний, і ввесь час життя нашого, заради молитов святої Богородиці і всіх святих.]</w:t>
       </w:r>
     </w:p>
     <w:p>
@@ -4760,23 +4761,7 @@
           <w:sz w:val="24"/>
           <w:u w:val="single"/>
         </w:rPr>
-        <w:t>[</w:t>
-      </w:r>
-      <w:r>
-        <w:rPr>
-          <w:rFonts w:ascii="Times New Roman" w:hAnsi="Times New Roman"/>
-          <w:sz w:val="24"/>
-          <w:u w:val="single"/>
-        </w:rPr>
-        <w:t>Господи, Боже наш! Згадай нас грішних і недостойних слуг Твоїх, коли призиваємо святе ім'я Твоє, і не осороми нас, коли очікуємо милости Твоєї, але вислухай, Господи, усі наші спасенні прохання, і вчини нас достойними любити і боятися Тебе від усього серця нашого і творити в усьому волю Твою</w:t>
-      </w:r>
-      <w:r>
-        <w:rPr>
-          <w:rFonts w:ascii="Times New Roman" w:hAnsi="Times New Roman"/>
-          <w:sz w:val="24"/>
-          <w:u w:val="single"/>
-        </w:rPr>
-        <w:t>.]</w:t>
+        <w:t>[Господи, Боже наш! Згадай нас грішних і недостойних слуг Твоїх, коли призиваємо святе ім'я Твоє, і не осороми нас, коли очікуємо милости Твоєї, але вислухай, Господи, усі наші спасенні прохання, і вчини нас достойними любити і боятися Тебе від усього серця нашого і творити в усьому волю Твою.]</w:t>
       </w:r>
     </w:p>
     <w:p>
@@ -8019,7 +8004,7 @@
           <w:color w:val="FF0000"/>
           <w:sz w:val="24"/>
         </w:rPr>
-        <w:t>Під час рецитування псалмів, Священник читає потиху перед св. дверми оці молитви:</w:t>
+        <w:t>Під час рецитування псалмів, священник читає потиху перед св. дверми оці молитви:</w:t>
       </w:r>
     </w:p>
     <w:p>
@@ -8404,7 +8389,7 @@
           <w:color w:val="000000"/>
           <w:sz w:val="24"/>
         </w:rPr>
-        <w:t xml:space="preserve"> Боже, Боже наш! Ти сотворив розумні й духовні сили своєю волею. Тебе просимо й Тобі молимося: Прийми наші посильні величання з усіма Твоїми творіннями і збагати щедрими даруваннями Твоєї ласки. Бо перед Тобою згинається всяке коліно: на небі, на землі й під землею, і все, що живе, і все створіння оспівує неосяжну Твою славу, бо Ти Бог правдивий і вельми милостивий. Тебе бо хвалять усі небесні сили, і Тобі славу возсилаємо: Отцю, і Сину, і Святому Духові, нині і повсякчас, і на віки віків. Амінь.</w:t>
+        <w:t xml:space="preserve"> Боже, Боже наш! Ти сотворив розумні й духовні сили Своєю волею. Тебе просимо й Тобі молимося: Прийми наші посильні величання з усіма Твоїми творіннями і збагати щедрими даруваннями Твоєї ласки. Бо перед Тобою згинається всяке коліно: на небі, на землі й під землею, і все, що живе, і все створіння оспівує неосяжну Твою славу, бо Ти Бог правдивий і вельми милостивий. Тебе бо хвалять усі небесні сили, і Тобі славу возсилаємо: Отцю, і Сину, і Святому Духові, нині і повсякчас, і на віки віків. Амінь.</w:t>
       </w:r>
     </w:p>
     <w:p>
@@ -10589,7 +10574,31 @@
           <w:sz w:val="24"/>
           <w:u w:val="single"/>
         </w:rPr>
-        <w:t>[Від ночі лине дух наш до тебе, Боже, бо світлом є повеління твої на землі. Навчи нас у страсі твоєму виконувати правду й добро, бо тебе славимо як правдивого Бога нашого. Прихили вухо своє і вислухай нас, і пом'яни, Господи, тих, що є та що моляться з нами, всіх по імені, і спаси їх силою твоєю. Благослови людей твоїх і освяти спадкоємство твоє: мир світові твоєму даруй, церквам твоїм, Священникам, владі, і всім людям.]</w:t>
+        <w:t>[</w:t>
+      </w:r>
+      <w:r>
+        <w:rPr>
+          <w:rFonts w:ascii="Times New Roman" w:hAnsi="Times New Roman"/>
+          <w:sz w:val="24"/>
+          <w:u w:val="single"/>
+        </w:rPr>
+        <w:t xml:space="preserve">Від ночі лине дух наш до Тебе, Боже, бо світлом є повеління Твої на землі. Навчи нас у страсі Твоєму виконувати правду й добро, бо Тебе славимо як правдивого Бога нашого. Прихили вухо своє і вислухай нас, і пом'яни, Господи, тих, що є та що моляться з нами, всіх </w:t>
+      </w:r>
+      <w:r>
+        <w:rPr>
+          <w:rFonts w:ascii="Times New Roman" w:hAnsi="Times New Roman"/>
+          <w:sz w:val="24"/>
+          <w:u w:val="single"/>
+        </w:rPr>
+        <w:t>по імені, і спаси їх силою Твоєю. Благослови людей Твоїх і освяти спадкоємство Твоє: мир світові Твоєму даруй, церквам Твоїм, Священникам, владі, і всім людям</w:t>
+      </w:r>
+      <w:r>
+        <w:rPr>
+          <w:rFonts w:ascii="Times New Roman" w:hAnsi="Times New Roman"/>
+          <w:sz w:val="24"/>
+          <w:u w:val="single"/>
+        </w:rPr>
+        <w:t>.]</w:t>
       </w:r>
     </w:p>
     <w:p>
@@ -11305,7 +11314,7 @@
           <w:color w:val="FF0000"/>
           <w:sz w:val="24"/>
         </w:rPr>
-        <w:t>(3 р.)</w:t>
+        <w:t>(3 р.)</w:t>
       </w:r>
       <w:r>
         <w:rPr>
@@ -12443,7 +12452,7 @@
           <w:rFonts w:ascii="Times New Roman" w:hAnsi="Times New Roman"/>
           <w:sz w:val="24"/>
         </w:rPr>
-        <w:t>Проповідь побожності покрила народи так, як вода моря наповняє; Ти бо, Чоловіколюбче, із гробу воскресши, світло Тройці відкрив єси.</w:t>
+        <w:t>Проповідь побожності покрила народи так, як вода моря наповняє; Ти бо, Людинолюбче, із гробу воскресши, світло Тройці відкрив єси.</w:t>
       </w:r>
     </w:p>
     <w:p>
@@ -12619,7 +12628,23 @@
           <w:sz w:val="24"/>
           <w:u w:val="single"/>
         </w:rPr>
-        <w:t>[Господи, Боже наш, що сонну неміч забрав від нас і покликав нас візванням святим, щоб і вночі підносити руки наші і прославляти тебе за справедливі твої присуди. Прийми благання наші, моління, визнавання, нічні служби і даруй нам, Боже, віру бездоганну, надію впевнену, любов нелицемірну. Благослови наші входи й виходи, вчинки, слова, діла й думки; і дай нам дочекатися початку дня, нам, що хвалять й оспівують, і благословлять добрість твоєї несказанної сили]</w:t>
+        <w:t>[</w:t>
+      </w:r>
+      <w:r>
+        <w:rPr>
+          <w:rFonts w:ascii="Times New Roman" w:hAnsi="Times New Roman"/>
+          <w:sz w:val="24"/>
+          <w:u w:val="single"/>
+        </w:rPr>
+        <w:t>Господи, Боже наш, що сонну неміч забрав від нас і покликав нас візванням святим, щоб і вночі підносити руки наші і прославляти Тебе за справедливі Твої присуди. Прийми благання наші, моління, визнавання, нічні служби і даруй нам, Боже, віру бездоганну, надію впевнену, любов нелицемірну. Благослови наші входи й виходи, вчинки, слова, діла й думки; і дай нам дочекатися початку дня, нам, що хвалять й оспівують, і благословлять добрість Твоєї несказанної сили</w:t>
+      </w:r>
+      <w:r>
+        <w:rPr>
+          <w:rFonts w:ascii="Times New Roman" w:hAnsi="Times New Roman"/>
+          <w:sz w:val="24"/>
+          <w:u w:val="single"/>
+        </w:rPr>
+        <w:t>]</w:t>
       </w:r>
     </w:p>
     <w:p>
@@ -13337,7 +13362,31 @@
           <w:sz w:val="24"/>
           <w:u w:val="single"/>
         </w:rPr>
-        <w:t>[Дякуємо тобі, Господи, Боже спасіння нашого, бо ти все робиш для добра життя нашого, щоб ми завжди на тебе споглядали, Спасителю й Доброчинцю душ наших. Бо ти дав спокій нам у час минулої ночі й підвів нас, щоб ми поклонялися величному імені твоєму. Тому молимо тебе, Господи: Дай нам ласку й силу, щоб ми стали гідними співати тобі розумно й молитися безупинно та в страсі і тремтінні над нашим спасінням працювали, при заступництві Христа твого. Пом'яни, Господи, і тих, що вночі до тебе кличуть. Вислухай їх і помилуй, і круши під ноги їх невидимих і войовничих ворогів.]</w:t>
+        <w:t>[</w:t>
+      </w:r>
+      <w:r>
+        <w:rPr>
+          <w:rFonts w:ascii="Times New Roman" w:hAnsi="Times New Roman"/>
+          <w:sz w:val="24"/>
+          <w:u w:val="single"/>
+        </w:rPr>
+        <w:t xml:space="preserve">Благодаримо Тебе, Господи, Боже спасіння нашого, бо Ти все робиш для добра життя нашого, щоб ми завжди на Тебе споглядали, Спасителю й Доброчинцю душ наших. Бо Ти дав спокій нам у час минулої ночі й підвів нас, щоб ми поклонялися величному імені Твоєму. Тому молимо Тебе, Господи: Дай нам ласку й силу, щоб ми стали гідними співати </w:t>
+      </w:r>
+      <w:r>
+        <w:rPr>
+          <w:rFonts w:ascii="Times New Roman" w:hAnsi="Times New Roman"/>
+          <w:sz w:val="24"/>
+          <w:u w:val="single"/>
+        </w:rPr>
+        <w:t>Тобі розумно й молитися безупинно та в страсі і тремтінні над нашим спасінням працювали, при заступництві Христа Твого. Пом'яни, Господи, і тих, що вночі до Тебе кличуть. Вислухай їх і помилуй, і круши під ноги їх невидимих і войовничих ворогів</w:t>
+      </w:r>
+      <w:r>
+        <w:rPr>
+          <w:rFonts w:ascii="Times New Roman" w:hAnsi="Times New Roman"/>
+          <w:sz w:val="24"/>
+          <w:u w:val="single"/>
+        </w:rPr>
+        <w:t>.]</w:t>
       </w:r>
     </w:p>
     <w:p>
@@ -14215,7 +14264,39 @@
           <w:sz w:val="24"/>
           <w:u w:val="single"/>
         </w:rPr>
-        <w:t>[Боже, Боже наш! Ти сотворив розумні й духовні сили своєю волею. Тебе просимо й тобі молимося: Прийми наші посильні величання з усіма твоїми творіннями і збагати щедрими даруваннями твоєї ласки. Бо перед тобою згинається всяке коліно: на небі, на землі й під землею, і все, що живе, і все створіння оспівує неосяжну твою славу, бо ти Бог правдивий і вельми милостивий.]</w:t>
+        <w:t>[</w:t>
+      </w:r>
+      <w:r>
+        <w:rPr>
+          <w:rFonts w:ascii="Times New Roman" w:hAnsi="Times New Roman"/>
+          <w:sz w:val="24"/>
+          <w:u w:val="single"/>
+        </w:rPr>
+        <w:t xml:space="preserve">Боже, Боже наш! Ти сотворив розумні й духовні сили </w:t>
+      </w:r>
+      <w:r>
+        <w:rPr>
+          <w:rFonts w:ascii="Times New Roman" w:hAnsi="Times New Roman"/>
+          <w:sz w:val="24"/>
+          <w:u w:val="single"/>
+        </w:rPr>
+        <w:t>С</w:t>
+      </w:r>
+      <w:r>
+        <w:rPr>
+          <w:rFonts w:ascii="Times New Roman" w:hAnsi="Times New Roman"/>
+          <w:sz w:val="24"/>
+          <w:u w:val="single"/>
+        </w:rPr>
+        <w:t>воєю волею. Тебе просимо й Тобі молимося: Прийми наші посильні величання з усіма Твоїми творіннями і збагати щедрими даруваннями Твоєї ласки. Бо перед Тобою згинається всяке коліно: на небі, на землі й під землею, і все, що живе, і все створіння оспівує неосяжну Твою славу, бо Ти Бог правдивий і вельми милостивий</w:t>
+      </w:r>
+      <w:r>
+        <w:rPr>
+          <w:rFonts w:ascii="Times New Roman" w:hAnsi="Times New Roman"/>
+          <w:sz w:val="24"/>
+          <w:u w:val="single"/>
+        </w:rPr>
+        <w:t>.]</w:t>
       </w:r>
     </w:p>
     <w:p>
@@ -14991,7 +15072,7 @@
           <w:rFonts w:ascii="Times New Roman" w:hAnsi="Times New Roman"/>
           <w:sz w:val="24"/>
         </w:rPr>
-        <w:t>У твоїм світлі, Владико Чоловіколюбче, побачимо світло,* бо ти воскрес із мертвих,* даючи людському родові спасіння,* щоб усе творіння славословило тебе, єдиного безгрішного.* Помилуй нас!</w:t>
+        <w:t>У твоїм світлі, Владико Людинолюбче, побачимо світло,* бо ти воскрес із мертвих,* даючи людському родові спасіння,* щоб усе творіння славословило тебе, єдиного безгрішного.* Помилуй нас!</w:t>
       </w:r>
     </w:p>
     <w:p>
